--- a/testakten/insolvenz-asset-deal-chaincortex-ai-berlin/docx/asset-purchase-agreement-chaincortex-voracis.docx
+++ b/testakten/insolvenz-asset-deal-chaincortex-ai-berlin/docx/asset-purchase-agreement-chaincortex-voracis.docx
@@ -335,6 +335,22 @@
           <w:sz w:val="24"/>
           <w:rFonts w:ascii="Times New Roman" w:hAnsi="Times New Roman" w:cs="Times New Roman"/>
         </w:rPr>
+        <w:t>(5) Die zu übertragenden Software-Lösungen werden zur Compliance mit den Geldwäsche- und Krypto-Aufsichtsregimen eingesetzt, insbesondere mit der Verordnung (EU) 2023/1114 über Märkte für Kryptowerte (MiCAR), der Verordnung (EU) 2024/1624 (AMLR) und den nationalen Umsetzungsbestimmungen des GwG. Der Käufer beabsichtigt die Fortführung in den bisherigen Anwendungsfeldern und übernimmt insoweit das laufende Produktentwicklungs- und Compliance-Management.</w:t>
+      </w:r>
+    </w:p>
+    <w:p>
+      <w:pPr>
+        <w:spacing w:after="120"/>
+        <w:jc w:val="both"/>
+      </w:pPr>
+      <w:r>
+        <w:rPr>
+          <w:rFonts w:ascii="Times New Roman" w:hAnsi="Times New Roman"/>
+          <w:b w:val="0"/>
+          <w:i w:val="0"/>
+          <w:sz w:val="24"/>
+          <w:rFonts w:ascii="Times New Roman" w:hAnsi="Times New Roman" w:cs="Times New Roman"/>
+        </w:rPr>
         <w:t>Dies vorangeschickt, schließen die Parteien folgenden</w:t>
       </w:r>
     </w:p>
@@ -548,6 +564,22 @@
     </w:p>
     <w:p>
       <w:pPr>
+        <w:spacing w:after="120"/>
+        <w:jc w:val="both"/>
+      </w:pPr>
+      <w:r>
+        <w:rPr>
+          <w:rFonts w:ascii="Times New Roman" w:hAnsi="Times New Roman"/>
+          <w:b w:val="0"/>
+          <w:i w:val="0"/>
+          <w:sz w:val="24"/>
+          <w:rFonts w:ascii="Times New Roman" w:hAnsi="Times New Roman" w:cs="Times New Roman"/>
+        </w:rPr>
+        <w:t>(7) Standortzusage: Der Käufer beabsichtigt, den fortzuführenden Geschäftsbetrieb an einem Standort in Berlin zu betreiben, und sagt eine Standortbindung für einen Zeitraum von 24 Monaten nach dem Übernahmestichtag zu, soweit dies wirtschaftlich vertretbar bleibt. Eine vertragliche Sanktion knüpft daran nicht; die Zusage dient als Verlässlichkeitsmaßstab gegenüber der übergehenden Belegschaft und der öffentlichen Hand.</w:t>
+      </w:r>
+    </w:p>
+    <w:p>
+      <w:pPr>
         <w:spacing w:after="160"/>
         <w:jc w:val="both"/>
       </w:pPr>
@@ -788,6 +820,22 @@
     </w:p>
     <w:p>
       <w:pPr>
+        <w:spacing w:after="120"/>
+        <w:jc w:val="both"/>
+      </w:pPr>
+      <w:r>
+        <w:rPr>
+          <w:rFonts w:ascii="Times New Roman" w:hAnsi="Times New Roman"/>
+          <w:b w:val="0"/>
+          <w:i w:val="0"/>
+          <w:sz w:val="24"/>
+          <w:rFonts w:ascii="Times New Roman" w:hAnsi="Times New Roman" w:cs="Times New Roman"/>
+        </w:rPr>
+        <w:t>(4) eIDAS-Signatur: Die Parteien können diesen Vertrag und ergänzende Erklärungen mit qualifizierter elektronischer Signatur (QES) nach Verordnung (EU) Nr. 910/2014 in der Fassung der Verordnung (EU) 2024/1183 (eIDAS 2.0) ausführen. Eine zusätzliche papiergebundene Schriftform ist hierfür nicht erforderlich; die Beweiswirkung richtet sich nach § 371a ZPO.</w:t>
+      </w:r>
+    </w:p>
+    <w:p>
+      <w:pPr>
         <w:spacing w:after="160"/>
         <w:jc w:val="both"/>
       </w:pPr>
@@ -964,6 +1012,22 @@
     </w:p>
     <w:p>
       <w:pPr>
+        <w:spacing w:after="120"/>
+        <w:jc w:val="both"/>
+      </w:pPr>
+      <w:r>
+        <w:rPr>
+          <w:rFonts w:ascii="Times New Roman" w:hAnsi="Times New Roman"/>
+          <w:b w:val="0"/>
+          <w:i w:val="0"/>
+          <w:sz w:val="24"/>
+          <w:rFonts w:ascii="Times New Roman" w:hAnsi="Times New Roman" w:cs="Times New Roman"/>
+        </w:rPr>
+        <w:t>(5) Vollzugsvoraussetzungen (Conditions Precedent): Die Übertragung der Kaufgegenstände nach § 5 setzt voraus, dass (i) der Gläubigerausschuss-Beschluss nach § 160 II Nr. 1 InsO vorliegt, (ii) der Kaufpreis vollständig auf dem Treuhandkonto des Verkäufers eingegangen ist und (iii) der Käufer den wirksamen Bestand eines auf den fortzuführenden Geschäftsbetrieb bezogenen Cyber- und Vermögensschadens-Haftpflichtschutzes ab dem Übernahmestichtag nachgewiesen hat. Sind diese Voraussetzungen am 01.07.2026 noch nicht alle erfüllt, verschiebt sich der Übernahmestichtag automatisch auf den nächstfolgenden Werktag, an dem die letzte Voraussetzung eingetreten ist; nach Ablauf von 14 Kalendertagen ohne Vollzug greift Absatz 2 (Rücktrittsrecht des Verkäufers).</w:t>
+      </w:r>
+    </w:p>
+    <w:p>
+      <w:pPr>
         <w:spacing w:after="160"/>
         <w:jc w:val="both"/>
       </w:pPr>
@@ -1108,6 +1172,38 @@
     </w:p>
     <w:p>
       <w:pPr>
+        <w:spacing w:after="120"/>
+        <w:jc w:val="both"/>
+      </w:pPr>
+      <w:r>
+        <w:rPr>
+          <w:rFonts w:ascii="Times New Roman" w:hAnsi="Times New Roman"/>
+          <w:b w:val="0"/>
+          <w:i w:val="0"/>
+          <w:sz w:val="24"/>
+          <w:rFonts w:ascii="Times New Roman" w:hAnsi="Times New Roman" w:cs="Times New Roman"/>
+        </w:rPr>
+        <w:t>(9) Lieferkettensorgfaltspflichtengesetz (LkSG): Der Käufer unterliegt dem LkSG aufgrund seiner Mitarbeiterzahl von unter 1.000 nicht. Eine Übernahme oder Anrechnung etwaiger LkSG-Pflichten der Insolvenzschuldnerin findet nicht statt; entsprechende Risiken sind im Preis abschließend berücksichtigt.</w:t>
+      </w:r>
+    </w:p>
+    <w:p>
+      <w:pPr>
+        <w:spacing w:after="120"/>
+        <w:jc w:val="both"/>
+      </w:pPr>
+      <w:r>
+        <w:rPr>
+          <w:rFonts w:ascii="Times New Roman" w:hAnsi="Times New Roman"/>
+          <w:b w:val="0"/>
+          <w:i w:val="0"/>
+          <w:sz w:val="24"/>
+          <w:rFonts w:ascii="Times New Roman" w:hAnsi="Times New Roman" w:cs="Times New Roman"/>
+        </w:rPr>
+        <w:t>(10) Verwerterpflichten: Den Parteien ist bekannt, dass der Verkäufer als Insolvenzverwalter die in BGH IX ZR 80/15 (Urt. v. 16.03.2017) sowie BGH IX ZR 169/04 (Urt. v. 13.04.2006) niedergelegten Pflichten zur bestmöglichen Erlöserzielung zu beachten hat. Der vereinbarte Kaufpreis berücksichtigt nach Würdigung der dokumentierten Bietergleichbehandlung das höchstmögliche Verwertungsergebnis im Sinne von § 159 InsO.</w:t>
+      </w:r>
+    </w:p>
+    <w:p>
+      <w:pPr>
         <w:spacing w:after="160"/>
         <w:jc w:val="both"/>
       </w:pPr>
@@ -1616,6 +1712,22 @@
           <w:rFonts w:ascii="Times New Roman" w:hAnsi="Times New Roman" w:cs="Times New Roman"/>
         </w:rPr>
         <w:t>(8) Ist oder wird eine Bestimmung dieses Vertrages ganz oder teilweise unwirksam, so wird hierdurch die Wirksamkeit der übrigen Bestimmungen des Vertrages nicht berührt. Für diesen Fall verpflichten sich die Vertragsparteien, die unwirksame Bestimmung durch eine solche wirksame zu ersetzen, die dem wirtschaftlichen Zweck der unwirksamen Bestimmung möglichst nahe kommt. Gleiches gilt für den Fall, dass sich bei Durchführung dieses Vertrages eine ergänzungsbedürftige Lücke herausstellen sollte.</w:t>
+      </w:r>
+    </w:p>
+    <w:p>
+      <w:pPr>
+        <w:spacing w:after="120"/>
+        <w:jc w:val="both"/>
+      </w:pPr>
+      <w:r>
+        <w:rPr>
+          <w:rFonts w:ascii="Times New Roman" w:hAnsi="Times New Roman"/>
+          <w:b w:val="0"/>
+          <w:i w:val="0"/>
+          <w:sz w:val="24"/>
+          <w:rFonts w:ascii="Times New Roman" w:hAnsi="Times New Roman" w:cs="Times New Roman"/>
+        </w:rPr>
+        <w:t>(9) Compliance-Standards: Der Käufer hat ein internes Hinweisgebersystem nach dem Hinweisgeberschutzgesetz (HinSchG) eingerichtet und betreibt ein angemessenes Compliance-Management-System (Datenschutz, Geldwäscheprävention, IT-Sicherheit). Eine etwaige Hinweisaufnahme bezüglich vorinsolvenzlicher Sachverhalte der Schuldnerin erfolgt unter Wahrung der gesetzlichen Geheimhaltungspflichten und unter Einbeziehung des Insolvenzverwalters; dieser entscheidet nach pflichtgemäßem Ermessen über die Mitteilung an den Gläubigerausschuss und über die Geltendmachung etwaiger Ersatzansprüche der Masse gegen Dritte.</w:t>
       </w:r>
     </w:p>
     <w:p>
